--- a/dosyalar/gunluk-plan/arapca-8-sinif-gunluk-plan.docx
+++ b/dosyalar/gunluk-plan/arapca-8-sinif-gunluk-plan.docx
@@ -1420,7 +1420,7 @@
                 <w:szCs w:val="28"/>
                 <w:rtl/>
               </w:rPr>
-              <w:t xml:space="preserve">يَجِبُ أَنْ نُحَافِظَ عَلَى الْبِيئَةِ</w:t>
+              <w:t xml:space="preserve">يَجِبُ أَنْ نُحَافِظَ عَلَى البِيئَةِ</w:t>
             </w:r>
           </w:p>
           <w:p>
@@ -1452,7 +1452,7 @@
                 <w:szCs w:val="28"/>
                 <w:rtl/>
               </w:rPr>
-              <w:t xml:space="preserve">لَا تَرْمِ الْقُمَامَةَ فِي الشَّارِعِ</w:t>
+              <w:t xml:space="preserve">لَا تَرْمِ القُمَامَةَ فِي الشَّارِعِ</w:t>
             </w:r>
           </w:p>
           <w:p>
@@ -1484,7 +1484,7 @@
                 <w:szCs w:val="28"/>
                 <w:rtl/>
               </w:rPr>
-              <w:t xml:space="preserve">ثُمَّ · لِذَلِكَ</w:t>
+              <w:t xml:space="preserve">ثُمَّ · لِذَلِكَ</w:t>
             </w:r>
           </w:p>
           <w:p>
@@ -1516,7 +1516,7 @@
                 <w:szCs w:val="28"/>
                 <w:rtl/>
               </w:rPr>
-              <w:t xml:space="preserve">نَزْرَعُ الْأَشْجَارَ وَنَسْقِي النَّبَاتَاتِ</w:t>
+              <w:t xml:space="preserve">نَزْرَعُ الأَشْجَارَ وَنَسْقِي النَّبَاتَاتِ</w:t>
             </w:r>
           </w:p>
         </w:tc>
@@ -1870,7 +1870,7 @@
                 <w:szCs w:val="27"/>
                 <w:rtl/>
               </w:rPr>
-              <w:t xml:space="preserve">تَلَوُّثٌ</w:t>
+              <w:t xml:space="preserve">تَلَوُّثٌ</w:t>
             </w:r>
           </w:p>
         </w:tc>
@@ -2942,7 +2942,7 @@
                 <w:szCs w:val="28"/>
                 <w:rtl/>
               </w:rPr>
-              <w:t xml:space="preserve">أَيُّ صُورَةٍ أَجْمَلُ؟ وَلِمَاذَا</w:t>
+              <w:t xml:space="preserve">أَيُّ صُورَةٍ أَجْمَلُ؟ وَلِمَاذَا</w:t>
             </w:r>
           </w:p>
           <w:p>
@@ -3146,7 +3146,7 @@
                 <w:szCs w:val="28"/>
                 <w:rtl/>
               </w:rPr>
-              <w:t xml:space="preserve">مَاذَا تَرَى فِي الصُّورَةِ</w:t>
+              <w:t xml:space="preserve">مَاذَا تَرَى فِي الصُّورَةِ</w:t>
             </w:r>
           </w:p>
           <w:p>
@@ -3271,7 +3271,7 @@
                 <w:szCs w:val="32"/>
                 <w:rtl/>
               </w:rPr>
-              <w:t xml:space="preserve">اَلْبِيئَةُ أَمَانَةٌ</w:t>
+              <w:t xml:space="preserve">اَلبِيئَةُ أَمَانَةٌ</w:t>
             </w:r>
           </w:p>
           <w:p>
@@ -3289,7 +3289,7 @@
                 <w:szCs w:val="29"/>
                 <w:rtl/>
               </w:rPr>
-              <w:t xml:space="preserve">اَلْبِيئَةُ نِعْمَةٌ كَبِيرَةٌ. فِيهَا مَاءٌ نَظِيفٌ وَهَوَاءٌ نَقِيٌّ.</w:t>
+              <w:t xml:space="preserve">اَلبِيئَةُ نِعْمَةٌ كَبِيرَةٌ. فِيهَا مَاءٌ نَظِيفٌ وَهَوَاءٌ نَقِيٌّ.</w:t>
             </w:r>
           </w:p>
           <w:p>
@@ -3325,7 +3325,7 @@
                 <w:szCs w:val="29"/>
                 <w:rtl/>
               </w:rPr>
-              <w:t xml:space="preserve">وَلَكِنَّ التَّلَوُّثَ مُشْكِلَةٌ كَبِيرَةٌ فِي مُدُنِنَا.</w:t>
+              <w:t xml:space="preserve">وَلَكِنَّ التَّلَوُّثَ مُشْكِلَةٌ كَبِيرَةٌ فِي مُدُنِنَا.</w:t>
             </w:r>
           </w:p>
           <w:p>
@@ -3343,7 +3343,7 @@
                 <w:szCs w:val="29"/>
                 <w:rtl/>
               </w:rPr>
-              <w:t xml:space="preserve">يَجِبُ أَنْ نُحَافِظَ عَلَى نَظَافَةِ الْبِيئَةِ.</w:t>
+              <w:t xml:space="preserve">يَجِبُ أَنْ نُحَافِظَ عَلَى نَظَافَةِ البِيئَةِ.</w:t>
             </w:r>
           </w:p>
           <w:p>
@@ -3361,7 +3361,7 @@
                 <w:szCs w:val="29"/>
                 <w:rtl/>
               </w:rPr>
-              <w:t xml:space="preserve">لَا نَرْمِي الْقُمَامَةَ فِي الشَّارِعِ وَلَا فِي الْبَحْرِ.</w:t>
+              <w:t xml:space="preserve">لَا نَرْمِي القُمَامَةَ فِي الشَّارِعِ وَلَا فِي البَحْرِ.</w:t>
             </w:r>
           </w:p>
           <w:p>
@@ -3379,7 +3379,7 @@
                 <w:szCs w:val="29"/>
                 <w:rtl/>
               </w:rPr>
-              <w:t xml:space="preserve">نَزْرَعُ الْأَشْجَارَ وَنَسْقِي النَّبَاتَاتِ؛ لِذَلِكَ تَبْقَى بِلَادُنَا جَمِيلَةً.</w:t>
+              <w:t xml:space="preserve">نَزْرَعُ الأَشْجَارَ وَنَسْقِي النَّبَاتَاتِ؛ لِذَلِكَ تَبْقَى بِلَادُنَا جَمِيلَةً.</w:t>
             </w:r>
           </w:p>
         </w:tc>
@@ -3508,7 +3508,7 @@
           <w:szCs w:val="28"/>
           <w:rtl/>
         </w:rPr>
-        <w:t xml:space="preserve">مَا الْمُشْكِلَةُ الْكَبِيرَةُ فِي الْمُدُنِ</w:t>
+        <w:t xml:space="preserve">مَا المُشْكِلَةُ الكَبِيرَةُ فِي المُدُنِ</w:t>
       </w:r>
     </w:p>
     <w:p>
@@ -3704,7 +3704,7 @@
           <w:szCs w:val="28"/>
           <w:rtl/>
         </w:rPr>
-        <w:t xml:space="preserve">اَلْمُشْكِلَةُ · اَلْحَلُّ · اَلنَّتِيجَةُ</w:t>
+        <w:t xml:space="preserve">اَلمُشْكِلَةُ · اَلحَلُّ · اَلنَّتِيجَةُ</w:t>
       </w:r>
     </w:p>
     <w:p>
@@ -3849,7 +3849,7 @@
           <w:szCs w:val="28"/>
           <w:rtl/>
         </w:rPr>
-        <w:t xml:space="preserve">نَظَافَةُ الْبِيئَةِ مِنَ الْإِيمَانِ</w:t>
+        <w:t xml:space="preserve">نَظَافَةُ البِيئَةِ مِن الإِيمَانِ</w:t>
       </w:r>
     </w:p>
     <w:p>
@@ -3900,7 +3900,7 @@
           <w:szCs w:val="28"/>
           <w:rtl/>
         </w:rPr>
-        <w:t xml:space="preserve">يَجِبُ أَنْ نُوَفِّرَ الْمَاءَ</w:t>
+        <w:t xml:space="preserve">يَجِبُ أَنْ نُوَفِّرَ المَاءَ</w:t>
       </w:r>
     </w:p>
     <w:p>
@@ -4088,7 +4088,7 @@
                 <w:szCs w:val="28"/>
                 <w:rtl/>
               </w:rPr>
-              <w:t xml:space="preserve">حِمَايَةُ الْبِيئَةِ وَاجِبٌ عَلَى كُلِّ إِنْسَانٍ</w:t>
+              <w:t xml:space="preserve">حِمَايَةُ البِيئَةِ وَاجِبٌ عَلَى كُلِّ إِنْسَانٍ</w:t>
             </w:r>
           </w:p>
           <w:p>
@@ -5107,7 +5107,7 @@
                 <w:szCs w:val="28"/>
                 <w:rtl/>
               </w:rPr>
-              <w:t xml:space="preserve">نَزْرَعُ الْأَشْجَارَ لِأَنَّهَا تُنَظِّفُ الْهَوَاءَ</w:t>
+              <w:t xml:space="preserve">نَزْرَعُ الأَشْجَارَ لِأَنَّهَا تُنَظِّفُ الهَوَاءَ</w:t>
             </w:r>
           </w:p>
           <w:p>

--- a/dosyalar/gunluk-plan/arapca-8-sinif-gunluk-plan.docx
+++ b/dosyalar/gunluk-plan/arapca-8-sinif-gunluk-plan.docx
@@ -1412,7 +1412,7 @@
             </w:r>
             <w:r>
               <w:rPr>
-                <w:rFonts w:ascii="Markazi Text" w:cs="Markazi Text" w:eastAsia="Markazi Text" w:hAnsi="Markazi Text"/>
+                <w:rFonts w:ascii="Arakom" w:cs="Arakom" w:eastAsia="Arakom" w:hAnsi="Arakom"/>
                 <w:b w:val="false"/>
                 <w:bCs w:val="false"/>
                 <w:color w:val="111111"/>
@@ -1444,7 +1444,7 @@
             </w:r>
             <w:r>
               <w:rPr>
-                <w:rFonts w:ascii="Markazi Text" w:cs="Markazi Text" w:eastAsia="Markazi Text" w:hAnsi="Markazi Text"/>
+                <w:rFonts w:ascii="Arakom" w:cs="Arakom" w:eastAsia="Arakom" w:hAnsi="Arakom"/>
                 <w:b w:val="false"/>
                 <w:bCs w:val="false"/>
                 <w:color w:val="111111"/>
@@ -1476,7 +1476,7 @@
             </w:r>
             <w:r>
               <w:rPr>
-                <w:rFonts w:ascii="Markazi Text" w:cs="Markazi Text" w:eastAsia="Markazi Text" w:hAnsi="Markazi Text"/>
+                <w:rFonts w:ascii="Arakom" w:cs="Arakom" w:eastAsia="Arakom" w:hAnsi="Arakom"/>
                 <w:b w:val="false"/>
                 <w:bCs w:val="false"/>
                 <w:color w:val="111111"/>
@@ -1508,7 +1508,7 @@
             </w:r>
             <w:r>
               <w:rPr>
-                <w:rFonts w:ascii="Markazi Text" w:cs="Markazi Text" w:eastAsia="Markazi Text" w:hAnsi="Markazi Text"/>
+                <w:rFonts w:ascii="Arakom" w:cs="Arakom" w:eastAsia="Arakom" w:hAnsi="Arakom"/>
                 <w:b w:val="false"/>
                 <w:bCs w:val="false"/>
                 <w:color w:val="111111"/>
@@ -1733,7 +1733,7 @@
             </w:pPr>
             <w:r>
               <w:rPr>
-                <w:rFonts w:ascii="Markazi Text" w:cs="Markazi Text" w:eastAsia="Markazi Text" w:hAnsi="Markazi Text"/>
+                <w:rFonts w:ascii="Arakom" w:cs="Arakom" w:eastAsia="Arakom" w:hAnsi="Arakom"/>
                 <w:b w:val="false"/>
                 <w:bCs w:val="false"/>
                 <w:color w:val="111111"/>
@@ -1795,7 +1795,7 @@
             </w:pPr>
             <w:r>
               <w:rPr>
-                <w:rFonts w:ascii="Markazi Text" w:cs="Markazi Text" w:eastAsia="Markazi Text" w:hAnsi="Markazi Text"/>
+                <w:rFonts w:ascii="Arakom" w:cs="Arakom" w:eastAsia="Arakom" w:hAnsi="Arakom"/>
                 <w:b w:val="false"/>
                 <w:bCs w:val="false"/>
                 <w:color w:val="111111"/>
@@ -1862,7 +1862,7 @@
             </w:pPr>
             <w:r>
               <w:rPr>
-                <w:rFonts w:ascii="Markazi Text" w:cs="Markazi Text" w:eastAsia="Markazi Text" w:hAnsi="Markazi Text"/>
+                <w:rFonts w:ascii="Arakom" w:cs="Arakom" w:eastAsia="Arakom" w:hAnsi="Arakom"/>
                 <w:b w:val="false"/>
                 <w:bCs w:val="false"/>
                 <w:color w:val="111111"/>
@@ -1924,7 +1924,7 @@
             </w:pPr>
             <w:r>
               <w:rPr>
-                <w:rFonts w:ascii="Markazi Text" w:cs="Markazi Text" w:eastAsia="Markazi Text" w:hAnsi="Markazi Text"/>
+                <w:rFonts w:ascii="Arakom" w:cs="Arakom" w:eastAsia="Arakom" w:hAnsi="Arakom"/>
                 <w:b w:val="false"/>
                 <w:bCs w:val="false"/>
                 <w:color w:val="111111"/>
@@ -1991,7 +1991,7 @@
             </w:pPr>
             <w:r>
               <w:rPr>
-                <w:rFonts w:ascii="Markazi Text" w:cs="Markazi Text" w:eastAsia="Markazi Text" w:hAnsi="Markazi Text"/>
+                <w:rFonts w:ascii="Arakom" w:cs="Arakom" w:eastAsia="Arakom" w:hAnsi="Arakom"/>
                 <w:b w:val="false"/>
                 <w:bCs w:val="false"/>
                 <w:color w:val="111111"/>
@@ -2053,7 +2053,7 @@
             </w:pPr>
             <w:r>
               <w:rPr>
-                <w:rFonts w:ascii="Markazi Text" w:cs="Markazi Text" w:eastAsia="Markazi Text" w:hAnsi="Markazi Text"/>
+                <w:rFonts w:ascii="Arakom" w:cs="Arakom" w:eastAsia="Arakom" w:hAnsi="Arakom"/>
                 <w:b w:val="false"/>
                 <w:bCs w:val="false"/>
                 <w:color w:val="111111"/>
@@ -2120,7 +2120,7 @@
             </w:pPr>
             <w:r>
               <w:rPr>
-                <w:rFonts w:ascii="Markazi Text" w:cs="Markazi Text" w:eastAsia="Markazi Text" w:hAnsi="Markazi Text"/>
+                <w:rFonts w:ascii="Arakom" w:cs="Arakom" w:eastAsia="Arakom" w:hAnsi="Arakom"/>
                 <w:b w:val="false"/>
                 <w:bCs w:val="false"/>
                 <w:color w:val="111111"/>
@@ -2182,7 +2182,7 @@
             </w:pPr>
             <w:r>
               <w:rPr>
-                <w:rFonts w:ascii="Markazi Text" w:cs="Markazi Text" w:eastAsia="Markazi Text" w:hAnsi="Markazi Text"/>
+                <w:rFonts w:ascii="Arakom" w:cs="Arakom" w:eastAsia="Arakom" w:hAnsi="Arakom"/>
                 <w:b w:val="false"/>
                 <w:bCs w:val="false"/>
                 <w:color w:val="111111"/>
@@ -2249,7 +2249,7 @@
             </w:pPr>
             <w:r>
               <w:rPr>
-                <w:rFonts w:ascii="Markazi Text" w:cs="Markazi Text" w:eastAsia="Markazi Text" w:hAnsi="Markazi Text"/>
+                <w:rFonts w:ascii="Arakom" w:cs="Arakom" w:eastAsia="Arakom" w:hAnsi="Arakom"/>
                 <w:b w:val="false"/>
                 <w:bCs w:val="false"/>
                 <w:color w:val="111111"/>
@@ -2311,7 +2311,7 @@
             </w:pPr>
             <w:r>
               <w:rPr>
-                <w:rFonts w:ascii="Markazi Text" w:cs="Markazi Text" w:eastAsia="Markazi Text" w:hAnsi="Markazi Text"/>
+                <w:rFonts w:ascii="Arakom" w:cs="Arakom" w:eastAsia="Arakom" w:hAnsi="Arakom"/>
                 <w:b w:val="false"/>
                 <w:bCs w:val="false"/>
                 <w:color w:val="111111"/>
@@ -2378,7 +2378,7 @@
             </w:pPr>
             <w:r>
               <w:rPr>
-                <w:rFonts w:ascii="Markazi Text" w:cs="Markazi Text" w:eastAsia="Markazi Text" w:hAnsi="Markazi Text"/>
+                <w:rFonts w:ascii="Arakom" w:cs="Arakom" w:eastAsia="Arakom" w:hAnsi="Arakom"/>
                 <w:b w:val="false"/>
                 <w:bCs w:val="false"/>
                 <w:color w:val="111111"/>
@@ -2440,7 +2440,7 @@
             </w:pPr>
             <w:r>
               <w:rPr>
-                <w:rFonts w:ascii="Markazi Text" w:cs="Markazi Text" w:eastAsia="Markazi Text" w:hAnsi="Markazi Text"/>
+                <w:rFonts w:ascii="Arakom" w:cs="Arakom" w:eastAsia="Arakom" w:hAnsi="Arakom"/>
                 <w:b w:val="false"/>
                 <w:bCs w:val="false"/>
                 <w:color w:val="111111"/>
@@ -2507,7 +2507,7 @@
             </w:pPr>
             <w:r>
               <w:rPr>
-                <w:rFonts w:ascii="Markazi Text" w:cs="Markazi Text" w:eastAsia="Markazi Text" w:hAnsi="Markazi Text"/>
+                <w:rFonts w:ascii="Arakom" w:cs="Arakom" w:eastAsia="Arakom" w:hAnsi="Arakom"/>
                 <w:b w:val="false"/>
                 <w:bCs w:val="false"/>
                 <w:color w:val="111111"/>
@@ -2569,7 +2569,7 @@
             </w:pPr>
             <w:r>
               <w:rPr>
-                <w:rFonts w:ascii="Markazi Text" w:cs="Markazi Text" w:eastAsia="Markazi Text" w:hAnsi="Markazi Text"/>
+                <w:rFonts w:ascii="Arakom" w:cs="Arakom" w:eastAsia="Arakom" w:hAnsi="Arakom"/>
                 <w:b w:val="false"/>
                 <w:bCs w:val="false"/>
                 <w:color w:val="111111"/>
@@ -2636,7 +2636,7 @@
             </w:pPr>
             <w:r>
               <w:rPr>
-                <w:rFonts w:ascii="Markazi Text" w:cs="Markazi Text" w:eastAsia="Markazi Text" w:hAnsi="Markazi Text"/>
+                <w:rFonts w:ascii="Arakom" w:cs="Arakom" w:eastAsia="Arakom" w:hAnsi="Arakom"/>
                 <w:b w:val="false"/>
                 <w:bCs w:val="false"/>
                 <w:color w:val="111111"/>
@@ -2698,7 +2698,7 @@
             </w:pPr>
             <w:r>
               <w:rPr>
-                <w:rFonts w:ascii="Markazi Text" w:cs="Markazi Text" w:eastAsia="Markazi Text" w:hAnsi="Markazi Text"/>
+                <w:rFonts w:ascii="Arakom" w:cs="Arakom" w:eastAsia="Arakom" w:hAnsi="Arakom"/>
                 <w:b w:val="false"/>
                 <w:bCs w:val="false"/>
                 <w:color w:val="111111"/>
@@ -2934,7 +2934,7 @@
             </w:r>
             <w:r>
               <w:rPr>
-                <w:rFonts w:ascii="Markazi Text" w:cs="Markazi Text" w:eastAsia="Markazi Text" w:hAnsi="Markazi Text"/>
+                <w:rFonts w:ascii="Arakom" w:cs="Arakom" w:eastAsia="Arakom" w:hAnsi="Arakom"/>
                 <w:b w:val="false"/>
                 <w:bCs w:val="false"/>
                 <w:color w:val="111111"/>
@@ -3138,7 +3138,7 @@
             </w:r>
             <w:r>
               <w:rPr>
-                <w:rFonts w:ascii="Markazi Text" w:cs="Markazi Text" w:eastAsia="Markazi Text" w:hAnsi="Markazi Text"/>
+                <w:rFonts w:ascii="Arakom" w:cs="Arakom" w:eastAsia="Arakom" w:hAnsi="Arakom"/>
                 <w:b w:val="false"/>
                 <w:bCs w:val="false"/>
                 <w:color w:val="111111"/>
@@ -3263,7 +3263,7 @@
             </w:pPr>
             <w:r>
               <w:rPr>
-                <w:rFonts w:ascii="Markazi Text" w:cs="Markazi Text" w:eastAsia="Markazi Text" w:hAnsi="Markazi Text"/>
+                <w:rFonts w:ascii="Arakom" w:cs="Arakom" w:eastAsia="Arakom" w:hAnsi="Arakom"/>
                 <w:b/>
                 <w:bCs/>
                 <w:color w:val="111111"/>
@@ -3281,7 +3281,7 @@
             </w:pPr>
             <w:r>
               <w:rPr>
-                <w:rFonts w:ascii="Markazi Text" w:cs="Markazi Text" w:eastAsia="Markazi Text" w:hAnsi="Markazi Text"/>
+                <w:rFonts w:ascii="Arakom" w:cs="Arakom" w:eastAsia="Arakom" w:hAnsi="Arakom"/>
                 <w:b w:val="false"/>
                 <w:bCs w:val="false"/>
                 <w:color w:val="111111"/>
@@ -3299,7 +3299,7 @@
             </w:pPr>
             <w:r>
               <w:rPr>
-                <w:rFonts w:ascii="Markazi Text" w:cs="Markazi Text" w:eastAsia="Markazi Text" w:hAnsi="Markazi Text"/>
+                <w:rFonts w:ascii="Arakom" w:cs="Arakom" w:eastAsia="Arakom" w:hAnsi="Arakom"/>
                 <w:b w:val="false"/>
                 <w:bCs w:val="false"/>
                 <w:color w:val="111111"/>
@@ -3317,7 +3317,7 @@
             </w:pPr>
             <w:r>
               <w:rPr>
-                <w:rFonts w:ascii="Markazi Text" w:cs="Markazi Text" w:eastAsia="Markazi Text" w:hAnsi="Markazi Text"/>
+                <w:rFonts w:ascii="Arakom" w:cs="Arakom" w:eastAsia="Arakom" w:hAnsi="Arakom"/>
                 <w:b w:val="false"/>
                 <w:bCs w:val="false"/>
                 <w:color w:val="111111"/>
@@ -3335,7 +3335,7 @@
             </w:pPr>
             <w:r>
               <w:rPr>
-                <w:rFonts w:ascii="Markazi Text" w:cs="Markazi Text" w:eastAsia="Markazi Text" w:hAnsi="Markazi Text"/>
+                <w:rFonts w:ascii="Arakom" w:cs="Arakom" w:eastAsia="Arakom" w:hAnsi="Arakom"/>
                 <w:b w:val="false"/>
                 <w:bCs w:val="false"/>
                 <w:color w:val="111111"/>
@@ -3353,7 +3353,7 @@
             </w:pPr>
             <w:r>
               <w:rPr>
-                <w:rFonts w:ascii="Markazi Text" w:cs="Markazi Text" w:eastAsia="Markazi Text" w:hAnsi="Markazi Text"/>
+                <w:rFonts w:ascii="Arakom" w:cs="Arakom" w:eastAsia="Arakom" w:hAnsi="Arakom"/>
                 <w:b w:val="false"/>
                 <w:bCs w:val="false"/>
                 <w:color w:val="111111"/>
@@ -3371,7 +3371,7 @@
             </w:pPr>
             <w:r>
               <w:rPr>
-                <w:rFonts w:ascii="Markazi Text" w:cs="Markazi Text" w:eastAsia="Markazi Text" w:hAnsi="Markazi Text"/>
+                <w:rFonts w:ascii="Arakom" w:cs="Arakom" w:eastAsia="Arakom" w:hAnsi="Arakom"/>
                 <w:b w:val="false"/>
                 <w:bCs w:val="false"/>
                 <w:color w:val="111111"/>
@@ -3500,7 +3500,7 @@
       </w:r>
       <w:r>
         <w:rPr>
-          <w:rFonts w:ascii="Markazi Text" w:cs="Markazi Text" w:eastAsia="Markazi Text" w:hAnsi="Markazi Text"/>
+          <w:rFonts w:ascii="Arakom" w:cs="Arakom" w:eastAsia="Arakom" w:hAnsi="Arakom"/>
           <w:b w:val="false"/>
           <w:bCs w:val="false"/>
           <w:color w:val="111111"/>
@@ -3532,7 +3532,7 @@
       </w:r>
       <w:r>
         <w:rPr>
-          <w:rFonts w:ascii="Markazi Text" w:cs="Markazi Text" w:eastAsia="Markazi Text" w:hAnsi="Markazi Text"/>
+          <w:rFonts w:ascii="Arakom" w:cs="Arakom" w:eastAsia="Arakom" w:hAnsi="Arakom"/>
           <w:b w:val="false"/>
           <w:bCs w:val="false"/>
           <w:color w:val="111111"/>
@@ -3696,7 +3696,7 @@
       </w:r>
       <w:r>
         <w:rPr>
-          <w:rFonts w:ascii="Markazi Text" w:cs="Markazi Text" w:eastAsia="Markazi Text" w:hAnsi="Markazi Text"/>
+          <w:rFonts w:ascii="Arakom" w:cs="Arakom" w:eastAsia="Arakom" w:hAnsi="Arakom"/>
           <w:b w:val="false"/>
           <w:bCs w:val="false"/>
           <w:color w:val="111111"/>
@@ -3841,7 +3841,7 @@
       </w:r>
       <w:r>
         <w:rPr>
-          <w:rFonts w:ascii="Markazi Text" w:cs="Markazi Text" w:eastAsia="Markazi Text" w:hAnsi="Markazi Text"/>
+          <w:rFonts w:ascii="Arakom" w:cs="Arakom" w:eastAsia="Arakom" w:hAnsi="Arakom"/>
           <w:b w:val="false"/>
           <w:bCs w:val="false"/>
           <w:color w:val="111111"/>
@@ -3892,7 +3892,7 @@
       </w:r>
       <w:r>
         <w:rPr>
-          <w:rFonts w:ascii="Markazi Text" w:cs="Markazi Text" w:eastAsia="Markazi Text" w:hAnsi="Markazi Text"/>
+          <w:rFonts w:ascii="Arakom" w:cs="Arakom" w:eastAsia="Arakom" w:hAnsi="Arakom"/>
           <w:b w:val="false"/>
           <w:bCs w:val="false"/>
           <w:color w:val="111111"/>
@@ -4080,7 +4080,7 @@
             </w:r>
             <w:r>
               <w:rPr>
-                <w:rFonts w:ascii="Markazi Text" w:cs="Markazi Text" w:eastAsia="Markazi Text" w:hAnsi="Markazi Text"/>
+                <w:rFonts w:ascii="Arakom" w:cs="Arakom" w:eastAsia="Arakom" w:hAnsi="Arakom"/>
                 <w:b w:val="false"/>
                 <w:bCs w:val="false"/>
                 <w:color w:val="111111"/>
@@ -5099,7 +5099,7 @@
             </w:r>
             <w:r>
               <w:rPr>
-                <w:rFonts w:ascii="Markazi Text" w:cs="Markazi Text" w:eastAsia="Markazi Text" w:hAnsi="Markazi Text"/>
+                <w:rFonts w:ascii="Arakom" w:cs="Arakom" w:eastAsia="Arakom" w:hAnsi="Arakom"/>
                 <w:b w:val="false"/>
                 <w:bCs w:val="false"/>
                 <w:color w:val="111111"/>
